--- a/apps/web-app/cantine-connect/collaboration/doc/user-guide.docx
+++ b/apps/web-app/cantine-connect/collaboration/doc/user-guide.docx
@@ -2772,7 +2772,7 @@
       </w:pPr>
       <w:r>
         <w:rPr/>
-        <w:t xml:space="preserve">QR Code par élève : affichage, copie du token, impression. </w:t>
+        <w:t xml:space="preserve">QR Code par élève : affichage, copie du token, impression — c'est ce même QR Code destiné à être imprimé sur un badge PVC physique. </w:t>
       </w:r>
     </w:p>
     <w:p>
@@ -2798,36 +2798,119 @@
     </w:p>
     <w:p>
       <w:pPr>
-        <w:pStyle w:val="TextBody"/>
-        <w:bidi w:val="0"/>
-        <w:spacing w:before="120" w:after="120"/>
-        <w:ind w:left="120" w:right="120" w:hanging="0"/>
-        <w:jc w:val="left"/>
-        <w:rPr/>
-      </w:pPr>
-      <w:r>
-        <w:rPr>
-          <w:bdr w:val="single" w:sz="24" w:space="9" w:color="E8720C"/>
-          <w:shd w:fill="FFF3E4" w:val="clear"/>
-        </w:rPr>
-        <w:t xml:space="preserve">⚠️ </w:t>
+        <w:pStyle w:val="Heading3"/>
+        <w:bidi w:val="0"/>
+        <w:jc w:val="left"/>
+        <w:rPr/>
+      </w:pPr>
+      <w:r>
+        <w:rPr/>
+        <w:t>Allergies et certificat médical</w:t>
+      </w:r>
+    </w:p>
+    <w:p>
+      <w:pPr>
+        <w:pStyle w:val="TextBody"/>
+        <w:numPr>
+          <w:ilvl w:val="0"/>
+          <w:numId w:val="6"/>
+        </w:numPr>
+        <w:tabs>
+          <w:tab w:val="clear" w:pos="1134"/>
+          <w:tab w:val="left" w:pos="784" w:leader="none"/>
+        </w:tabs>
+        <w:bidi w:val="0"/>
+        <w:spacing w:before="75" w:after="0"/>
+        <w:ind w:left="784" w:right="75" w:hanging="283"/>
+        <w:jc w:val="left"/>
+        <w:rPr/>
+      </w:pPr>
+      <w:r>
+        <w:rPr/>
+        <w:t xml:space="preserve">Le champ </w:t>
       </w:r>
       <w:r>
         <w:rPr>
           <w:rStyle w:val="StrongEmphasis"/>
-          <w:sz w:val="19"/>
-          <w:bdr w:val="single" w:sz="24" w:space="9" w:color="E8720C"/>
-          <w:shd w:fill="FFF3E4" w:val="clear"/>
         </w:rPr>
-        <w:t>Limitation connue</w:t>
+        <w:t>Allergies</w:t>
+      </w:r>
+      <w:r>
+        <w:rPr/>
+        <w:t xml:space="preserve"> n'est modifiable </w:t>
       </w:r>
       <w:r>
         <w:rPr>
-          <w:sz w:val="19"/>
-          <w:bdr w:val="single" w:sz="24" w:space="9" w:color="E8720C"/>
-          <w:shd w:fill="FFF3E4" w:val="clear"/>
+          <w:rStyle w:val="StrongEmphasis"/>
         </w:rPr>
-        <w:t xml:space="preserve"> : le champ Allergies est un simple champ texte. La règle métier impose désormais qu'une allergie ne puisse être enregistrée que si un certificat médical d'allergologue est associé. L'API le permet, mais ce formulaire n'expose pas encore de bouton d'upload — saisir une allergie depuis cet écran sera refusé par le serveur tant que ce n'est pas ajouté. Écran à compléter en priorité.</w:t>
+        <w:t>qu'en édition</w:t>
+      </w:r>
+      <w:r>
+        <w:rPr/>
+        <w:t xml:space="preserve"> d'une fiche déjà créée (pas à la création) : le certificat médical associé ne peut être importé qu'une fois la fiche existante. Créez d'abord l'élève sans allergie, puis ouvrez « Modifier » pour la déclarer. </w:t>
+      </w:r>
+    </w:p>
+    <w:p>
+      <w:pPr>
+        <w:pStyle w:val="TextBody"/>
+        <w:numPr>
+          <w:ilvl w:val="0"/>
+          <w:numId w:val="6"/>
+        </w:numPr>
+        <w:tabs>
+          <w:tab w:val="clear" w:pos="1134"/>
+          <w:tab w:val="left" w:pos="784" w:leader="none"/>
+        </w:tabs>
+        <w:bidi w:val="0"/>
+        <w:spacing w:before="75" w:after="0"/>
+        <w:ind w:left="784" w:right="75" w:hanging="283"/>
+        <w:jc w:val="left"/>
+        <w:rPr/>
+      </w:pPr>
+      <w:r>
+        <w:rPr/>
+        <w:t xml:space="preserve">En édition, le bloc </w:t>
+      </w:r>
+      <w:r>
+        <w:rPr>
+          <w:rStyle w:val="StrongEmphasis"/>
+        </w:rPr>
+        <w:t>Certificat médical</w:t>
+      </w:r>
+      <w:r>
+        <w:rPr/>
+        <w:t xml:space="preserve"> (onglet Contacts/Allergies) permet d'</w:t>
+      </w:r>
+      <w:r>
+        <w:rPr>
+          <w:rStyle w:val="StrongEmphasis"/>
+        </w:rPr>
+        <w:t>importer</w:t>
+      </w:r>
+      <w:r>
+        <w:rPr/>
+        <w:t xml:space="preserve"> un fichier (PDF, JPG ou PNG) — envoyé immédiatement au serveur ; une fois chargé, un badge « Certificat fourni » apparaît avec un lien pour le consulter, et un bouton « Remplacer ». </w:t>
+      </w:r>
+    </w:p>
+    <w:p>
+      <w:pPr>
+        <w:pStyle w:val="TextBody"/>
+        <w:numPr>
+          <w:ilvl w:val="0"/>
+          <w:numId w:val="6"/>
+        </w:numPr>
+        <w:tabs>
+          <w:tab w:val="clear" w:pos="1134"/>
+          <w:tab w:val="left" w:pos="784" w:leader="none"/>
+        </w:tabs>
+        <w:bidi w:val="0"/>
+        <w:ind w:left="784" w:right="75" w:hanging="283"/>
+        <w:jc w:val="left"/>
+        <w:rPr/>
+      </w:pPr>
+      <w:r>
+        <w:rPr/>
+        <w:t xml:space="preserve">L'enregistrement est bloqué (message explicite) si Allergies contient du texte sans certificat importé. </w:t>
       </w:r>
     </w:p>
     <w:p>
@@ -2871,7 +2954,7 @@
         <w:pStyle w:val="TextBody"/>
         <w:numPr>
           <w:ilvl w:val="0"/>
-          <w:numId w:val="6"/>
+          <w:numId w:val="7"/>
         </w:numPr>
         <w:tabs>
           <w:tab w:val="clear" w:pos="1134"/>
@@ -2899,7 +2982,7 @@
         <w:pStyle w:val="TextBody"/>
         <w:numPr>
           <w:ilvl w:val="0"/>
-          <w:numId w:val="6"/>
+          <w:numId w:val="7"/>
         </w:numPr>
         <w:tabs>
           <w:tab w:val="clear" w:pos="1134"/>
@@ -2927,7 +3010,7 @@
         <w:pStyle w:val="TextBody"/>
         <w:numPr>
           <w:ilvl w:val="0"/>
-          <w:numId w:val="6"/>
+          <w:numId w:val="7"/>
         </w:numPr>
         <w:tabs>
           <w:tab w:val="clear" w:pos="1134"/>
@@ -2949,7 +3032,7 @@
         <w:pStyle w:val="TextBody"/>
         <w:numPr>
           <w:ilvl w:val="0"/>
-          <w:numId w:val="6"/>
+          <w:numId w:val="7"/>
         </w:numPr>
         <w:tabs>
           <w:tab w:val="clear" w:pos="1134"/>
@@ -2992,7 +3075,7 @@
         <w:pStyle w:val="TextBody"/>
         <w:numPr>
           <w:ilvl w:val="0"/>
-          <w:numId w:val="7"/>
+          <w:numId w:val="8"/>
         </w:numPr>
         <w:tabs>
           <w:tab w:val="clear" w:pos="1134"/>
@@ -3014,7 +3097,7 @@
         <w:pStyle w:val="TextBody"/>
         <w:numPr>
           <w:ilvl w:val="0"/>
-          <w:numId w:val="7"/>
+          <w:numId w:val="8"/>
         </w:numPr>
         <w:tabs>
           <w:tab w:val="clear" w:pos="1134"/>
@@ -3042,7 +3125,7 @@
         <w:pStyle w:val="TextBody"/>
         <w:numPr>
           <w:ilvl w:val="0"/>
-          <w:numId w:val="7"/>
+          <w:numId w:val="8"/>
         </w:numPr>
         <w:tabs>
           <w:tab w:val="clear" w:pos="1134"/>
@@ -3064,7 +3147,7 @@
         <w:pStyle w:val="TextBody"/>
         <w:numPr>
           <w:ilvl w:val="0"/>
-          <w:numId w:val="7"/>
+          <w:numId w:val="8"/>
         </w:numPr>
         <w:tabs>
           <w:tab w:val="clear" w:pos="1134"/>
@@ -3125,7 +3208,7 @@
         <w:pStyle w:val="TextBody"/>
         <w:numPr>
           <w:ilvl w:val="0"/>
-          <w:numId w:val="8"/>
+          <w:numId w:val="9"/>
         </w:numPr>
         <w:tabs>
           <w:tab w:val="clear" w:pos="1134"/>
@@ -3147,7 +3230,7 @@
         <w:pStyle w:val="TextBody"/>
         <w:numPr>
           <w:ilvl w:val="0"/>
-          <w:numId w:val="8"/>
+          <w:numId w:val="9"/>
         </w:numPr>
         <w:tabs>
           <w:tab w:val="clear" w:pos="1134"/>
@@ -3169,7 +3252,7 @@
         <w:pStyle w:val="TextBody"/>
         <w:numPr>
           <w:ilvl w:val="0"/>
-          <w:numId w:val="8"/>
+          <w:numId w:val="9"/>
         </w:numPr>
         <w:tabs>
           <w:tab w:val="clear" w:pos="1134"/>
@@ -3191,7 +3274,7 @@
         <w:pStyle w:val="TextBody"/>
         <w:numPr>
           <w:ilvl w:val="0"/>
-          <w:numId w:val="8"/>
+          <w:numId w:val="9"/>
         </w:numPr>
         <w:tabs>
           <w:tab w:val="clear" w:pos="1134"/>
@@ -3338,7 +3421,7 @@
         <w:pStyle w:val="TextBody"/>
         <w:numPr>
           <w:ilvl w:val="0"/>
-          <w:numId w:val="9"/>
+          <w:numId w:val="10"/>
         </w:numPr>
         <w:tabs>
           <w:tab w:val="clear" w:pos="1134"/>
@@ -3353,61 +3436,6 @@
       <w:r>
         <w:rPr/>
         <w:t xml:space="preserve">Notifications email/SMS, rafraîchissement automatique du cache scan. </w:t>
-      </w:r>
-    </w:p>
-    <w:p>
-      <w:pPr>
-        <w:pStyle w:val="TextBody"/>
-        <w:numPr>
-          <w:ilvl w:val="0"/>
-          <w:numId w:val="9"/>
-        </w:numPr>
-        <w:tabs>
-          <w:tab w:val="clear" w:pos="1134"/>
-          <w:tab w:val="left" w:pos="784" w:leader="none"/>
-        </w:tabs>
-        <w:bidi w:val="0"/>
-        <w:spacing w:before="75" w:after="0"/>
-        <w:ind w:left="784" w:right="75" w:hanging="283"/>
-        <w:jc w:val="left"/>
-        <w:rPr/>
-      </w:pPr>
-      <w:r>
-        <w:rPr/>
-        <w:t xml:space="preserve">Mode de paiement (ABONNEMENT/CREDITS, coexistants). </w:t>
-      </w:r>
-    </w:p>
-    <w:p>
-      <w:pPr>
-        <w:pStyle w:val="TextBody"/>
-        <w:numPr>
-          <w:ilvl w:val="0"/>
-          <w:numId w:val="9"/>
-        </w:numPr>
-        <w:tabs>
-          <w:tab w:val="clear" w:pos="1134"/>
-          <w:tab w:val="left" w:pos="784" w:leader="none"/>
-        </w:tabs>
-        <w:bidi w:val="0"/>
-        <w:ind w:left="784" w:right="75" w:hanging="283"/>
-        <w:jc w:val="left"/>
-        <w:rPr/>
-      </w:pPr>
-      <w:r>
-        <w:rPr/>
-        <w:t xml:space="preserve">Délai de grâce par défaut, provider de paiement actif, image de fond de connexion. </w:t>
-      </w:r>
-    </w:p>
-    <w:p>
-      <w:pPr>
-        <w:pStyle w:val="Heading2"/>
-        <w:bidi w:val="0"/>
-        <w:jc w:val="left"/>
-        <w:rPr/>
-      </w:pPr>
-      <w:r>
-        <w:rPr/>
-        <w:t>16. Paiement &amp; notifications — état de l'intégration</w:t>
       </w:r>
     </w:p>
     <w:p>
@@ -3428,6 +3456,61 @@
         <w:rPr/>
       </w:pPr>
       <w:r>
+        <w:rPr/>
+        <w:t xml:space="preserve">Mode de paiement (ABONNEMENT/CREDITS, coexistants). </w:t>
+      </w:r>
+    </w:p>
+    <w:p>
+      <w:pPr>
+        <w:pStyle w:val="TextBody"/>
+        <w:numPr>
+          <w:ilvl w:val="0"/>
+          <w:numId w:val="10"/>
+        </w:numPr>
+        <w:tabs>
+          <w:tab w:val="clear" w:pos="1134"/>
+          <w:tab w:val="left" w:pos="784" w:leader="none"/>
+        </w:tabs>
+        <w:bidi w:val="0"/>
+        <w:ind w:left="784" w:right="75" w:hanging="283"/>
+        <w:jc w:val="left"/>
+        <w:rPr/>
+      </w:pPr>
+      <w:r>
+        <w:rPr/>
+        <w:t xml:space="preserve">Délai de grâce par défaut, provider de paiement actif, image de fond de connexion. </w:t>
+      </w:r>
+    </w:p>
+    <w:p>
+      <w:pPr>
+        <w:pStyle w:val="Heading2"/>
+        <w:bidi w:val="0"/>
+        <w:jc w:val="left"/>
+        <w:rPr/>
+      </w:pPr>
+      <w:r>
+        <w:rPr/>
+        <w:t>16. Paiement &amp; notifications — état de l'intégration</w:t>
+      </w:r>
+    </w:p>
+    <w:p>
+      <w:pPr>
+        <w:pStyle w:val="TextBody"/>
+        <w:numPr>
+          <w:ilvl w:val="0"/>
+          <w:numId w:val="11"/>
+        </w:numPr>
+        <w:tabs>
+          <w:tab w:val="clear" w:pos="1134"/>
+          <w:tab w:val="left" w:pos="784" w:leader="none"/>
+        </w:tabs>
+        <w:bidi w:val="0"/>
+        <w:spacing w:before="75" w:after="0"/>
+        <w:ind w:left="784" w:right="75" w:hanging="283"/>
+        <w:jc w:val="left"/>
+        <w:rPr/>
+      </w:pPr>
+      <w:r>
         <w:rPr>
           <w:rStyle w:val="StrongEmphasis"/>
         </w:rPr>
@@ -3443,7 +3526,7 @@
         <w:pStyle w:val="TextBody"/>
         <w:numPr>
           <w:ilvl w:val="0"/>
-          <w:numId w:val="10"/>
+          <w:numId w:val="11"/>
         </w:numPr>
         <w:tabs>
           <w:tab w:val="clear" w:pos="1134"/>
@@ -3471,7 +3554,7 @@
         <w:pStyle w:val="TextBody"/>
         <w:numPr>
           <w:ilvl w:val="0"/>
-          <w:numId w:val="10"/>
+          <w:numId w:val="11"/>
         </w:numPr>
         <w:tabs>
           <w:tab w:val="clear" w:pos="1134"/>
@@ -4906,6 +4989,143 @@
     </w:lvl>
   </w:abstractNum>
   <w:abstractNum w:abstractNumId="11">
+    <w:lvl w:ilvl="0">
+      <w:start w:val="1"/>
+      <w:numFmt w:val="bullet"/>
+      <w:lvlText w:val=""/>
+      <w:lvlJc w:val="left"/>
+      <w:pPr>
+        <w:tabs>
+          <w:tab w:val="num" w:pos="709"/>
+        </w:tabs>
+        <w:ind w:left="709" w:hanging="283"/>
+      </w:pPr>
+      <w:rPr>
+        <w:rFonts w:ascii="Symbol" w:hAnsi="Symbol" w:cs="Symbol" w:hint="default"/>
+      </w:rPr>
+    </w:lvl>
+    <w:lvl w:ilvl="1">
+      <w:start w:val="1"/>
+      <w:numFmt w:val="bullet"/>
+      <w:lvlText w:val=""/>
+      <w:lvlJc w:val="left"/>
+      <w:pPr>
+        <w:tabs>
+          <w:tab w:val="num" w:pos="1418"/>
+        </w:tabs>
+        <w:ind w:left="1418" w:hanging="283"/>
+      </w:pPr>
+      <w:rPr>
+        <w:rFonts w:ascii="Symbol" w:hAnsi="Symbol" w:cs="Symbol" w:hint="default"/>
+      </w:rPr>
+    </w:lvl>
+    <w:lvl w:ilvl="2">
+      <w:start w:val="1"/>
+      <w:numFmt w:val="bullet"/>
+      <w:lvlText w:val=""/>
+      <w:lvlJc w:val="left"/>
+      <w:pPr>
+        <w:tabs>
+          <w:tab w:val="num" w:pos="2127"/>
+        </w:tabs>
+        <w:ind w:left="2127" w:hanging="283"/>
+      </w:pPr>
+      <w:rPr>
+        <w:rFonts w:ascii="Symbol" w:hAnsi="Symbol" w:cs="Symbol" w:hint="default"/>
+      </w:rPr>
+    </w:lvl>
+    <w:lvl w:ilvl="3">
+      <w:start w:val="1"/>
+      <w:numFmt w:val="bullet"/>
+      <w:lvlText w:val=""/>
+      <w:lvlJc w:val="left"/>
+      <w:pPr>
+        <w:tabs>
+          <w:tab w:val="num" w:pos="2836"/>
+        </w:tabs>
+        <w:ind w:left="2836" w:hanging="283"/>
+      </w:pPr>
+      <w:rPr>
+        <w:rFonts w:ascii="Symbol" w:hAnsi="Symbol" w:cs="Symbol" w:hint="default"/>
+      </w:rPr>
+    </w:lvl>
+    <w:lvl w:ilvl="4">
+      <w:start w:val="1"/>
+      <w:numFmt w:val="bullet"/>
+      <w:lvlText w:val=""/>
+      <w:lvlJc w:val="left"/>
+      <w:pPr>
+        <w:tabs>
+          <w:tab w:val="num" w:pos="3545"/>
+        </w:tabs>
+        <w:ind w:left="3545" w:hanging="283"/>
+      </w:pPr>
+      <w:rPr>
+        <w:rFonts w:ascii="Symbol" w:hAnsi="Symbol" w:cs="Symbol" w:hint="default"/>
+      </w:rPr>
+    </w:lvl>
+    <w:lvl w:ilvl="5">
+      <w:start w:val="1"/>
+      <w:numFmt w:val="bullet"/>
+      <w:lvlText w:val=""/>
+      <w:lvlJc w:val="left"/>
+      <w:pPr>
+        <w:tabs>
+          <w:tab w:val="num" w:pos="4254"/>
+        </w:tabs>
+        <w:ind w:left="4254" w:hanging="283"/>
+      </w:pPr>
+      <w:rPr>
+        <w:rFonts w:ascii="Symbol" w:hAnsi="Symbol" w:cs="Symbol" w:hint="default"/>
+      </w:rPr>
+    </w:lvl>
+    <w:lvl w:ilvl="6">
+      <w:start w:val="1"/>
+      <w:numFmt w:val="bullet"/>
+      <w:lvlText w:val=""/>
+      <w:lvlJc w:val="left"/>
+      <w:pPr>
+        <w:tabs>
+          <w:tab w:val="num" w:pos="4963"/>
+        </w:tabs>
+        <w:ind w:left="4963" w:hanging="283"/>
+      </w:pPr>
+      <w:rPr>
+        <w:rFonts w:ascii="Symbol" w:hAnsi="Symbol" w:cs="Symbol" w:hint="default"/>
+      </w:rPr>
+    </w:lvl>
+    <w:lvl w:ilvl="7">
+      <w:start w:val="1"/>
+      <w:numFmt w:val="bullet"/>
+      <w:lvlText w:val=""/>
+      <w:lvlJc w:val="left"/>
+      <w:pPr>
+        <w:tabs>
+          <w:tab w:val="num" w:pos="5672"/>
+        </w:tabs>
+        <w:ind w:left="5672" w:hanging="283"/>
+      </w:pPr>
+      <w:rPr>
+        <w:rFonts w:ascii="Symbol" w:hAnsi="Symbol" w:cs="Symbol" w:hint="default"/>
+      </w:rPr>
+    </w:lvl>
+    <w:lvl w:ilvl="8">
+      <w:start w:val="1"/>
+      <w:numFmt w:val="bullet"/>
+      <w:lvlText w:val=""/>
+      <w:lvlJc w:val="left"/>
+      <w:pPr>
+        <w:tabs>
+          <w:tab w:val="num" w:pos="6381"/>
+        </w:tabs>
+        <w:ind w:left="6381" w:hanging="283"/>
+      </w:pPr>
+      <w:rPr>
+        <w:rFonts w:ascii="Symbol" w:hAnsi="Symbol" w:cs="Symbol" w:hint="default"/>
+      </w:rPr>
+    </w:lvl>
+  </w:abstractNum>
+  <w:abstractNum w:abstractNumId="12">
     <w:lvl w:ilvl="0">
       <w:start w:val="1"/>
       <w:numFmt w:val="none"/>
@@ -5058,6 +5278,9 @@
   </w:num>
   <w:num w:numId="11">
     <w:abstractNumId w:val="11"/>
+  </w:num>
+  <w:num w:numId="12">
+    <w:abstractNumId w:val="12"/>
   </w:num>
 </w:numbering>
 </file>
